--- a/hub/files/Case5.docx
+++ b/hub/files/Case5.docx
@@ -7,7 +7,7 @@
         <w:pStyle w:val="Heading1"/>
       </w:pPr>
       <w:r>
-        <w:t>Case 5 — Survey Question</w:t>
+        <w:t>Case 5 — Mediacom Sampling</w:t>
       </w:r>
     </w:p>
     <w:tbl>
@@ -57,7 +57,7 @@
                 <w:b/>
                 <w:sz w:val="19"/>
               </w:rPr>
-              <w:t>Participation component — presenting team (Team 5) scored on the rubric below; every team submits the filled worksheet</w:t>
+              <w:t>Participation component — presenting team (Team 4) scored on the rubric below; every team submits the filled worksheet</w:t>
             </w:r>
           </w:p>
         </w:tc>
@@ -95,7 +95,7 @@
               <w:rPr>
                 <w:sz w:val="19"/>
               </w:rPr>
-              <w:t>Wed Sep 30, start of class (worksheet, all teams); Team 5 presents in class that day</w:t>
+              <w:t>Wed Oct 7, start of class (worksheet, all teams); Team 4 presents in class (Zoom) that day</w:t>
             </w:r>
           </w:p>
         </w:tc>
@@ -171,7 +171,7 @@
               <w:rPr>
                 <w:sz w:val="19"/>
               </w:rPr>
-              <w:t>Canvas — this doc's worksheet filled (one PDF per team); Team 5 also uploads slides before class</w:t>
+              <w:t>Canvas — this doc's worksheet filled (one PDF per team); Team 4 also uploads slides before class</w:t>
             </w:r>
           </w:p>
         </w:tc>
@@ -186,22 +186,22 @@
         <w:t>Where this fits:</w:t>
       </w:r>
       <w:r>
-        <w:t xml:space="preserve"> Lecture — Week 6 Monday, </w:t>
+        <w:t xml:space="preserve"> Lecture — Week 7 Monday, </w:t>
       </w:r>
       <w:r>
         <w:rPr>
           <w:i/>
         </w:rPr>
-        <w:t>Questionnaire design + measurement</w:t>
+        <w:t>Sampling: theory, size, implementation</w:t>
       </w:r>
       <w:r>
-        <w:t xml:space="preserve"> (watch the assigned pre-watch recordings first) → Practice — Summit Point round </w:t>
+        <w:t xml:space="preserve"> (watch the assigned pre-watch recording first) → Practice — Summit Point round </w:t>
       </w:r>
       <w:r>
         <w:rPr>
           <w:b/>
         </w:rPr>
-        <w:t>r08</w:t>
+        <w:t>r10</w:t>
       </w:r>
       <w:r>
         <w:t xml:space="preserve"> </w:t>
@@ -210,10 +210,10 @@
         <w:rPr>
           <w:i/>
         </w:rPr>
-        <w:t>Create a Survey</w:t>
+        <w:t>Sampling Plan</w:t>
       </w:r>
       <w:r>
-        <w:t xml:space="preserve"> → Now the case: it presents in the RQ→Item Map clinic, the same week your team drafts PA4's questionnaire — the trade-offs here are the ones you're about to make yourselves.</w:t>
+        <w:t xml:space="preserve"> → Now the case: it presents in the fielding-QA session, days before your own PA5 sampling plan is due — Mediacom's mistakes are the ones your plan must avoid.</w:t>
       </w:r>
     </w:p>
     <w:p>
@@ -226,16 +226,25 @@
     </w:p>
     <w:p>
       <w:r>
-        <w:t xml:space="preserve">The Grand Seaside Resort is losing repeat customers to a newer rival, and its Director of Customer Relations wants a checkout satisfaction survey. Three candidate question formats are on the table. Your team weighs the advantages and disadvantages of each, identifies each option's </w:t>
+        <w:t xml:space="preserve">Mediacom wants to test four new cable/internet packages on a </w:t>
       </w:r>
       <w:r>
         <w:rPr>
           <w:b/>
         </w:rPr>
-        <w:t>level of measurement</w:t>
+        <w:t>representative</w:t>
       </w:r>
       <w:r>
-        <w:t xml:space="preserve"> (nominal, ordinal, interval, ratio), and recommends one.</w:t>
+        <w:t xml:space="preserve"> sample of customers </w:t>
+      </w:r>
+      <w:r>
+        <w:rPr>
+          <w:i/>
+        </w:rPr>
+        <w:t>and potential customers</w:t>
+      </w:r>
+      <w:r>
+        <w:t xml:space="preserve"> in Columbia, MO. Its researcher proposes three sampling procedures. Your team assesses how representative each one actually is — who gets in, who gets left out, and which biases result — then proposes a better plan.</w:t>
       </w:r>
     </w:p>
     <w:p>
@@ -251,7 +260,7 @@
         <w:pStyle w:val="ListNumber"/>
       </w:pPr>
       <w:r>
-        <w:t>Read the case and the three options (Appendix A) individually, then discuss as a team before consulting AI.</w:t>
+        <w:t>Read the case (Appendix A) individually, then discuss as a team before consulting AI.</w:t>
       </w:r>
     </w:p>
     <w:p>
@@ -259,34 +268,25 @@
         <w:pStyle w:val="ListNumber"/>
       </w:pPr>
       <w:r>
-        <w:t xml:space="preserve">For each option, list its </w:t>
+        <w:t xml:space="preserve">For each procedure, define </w:t>
       </w:r>
       <w:r>
         <w:rPr>
           <w:b/>
         </w:rPr>
-        <w:t>advantages</w:t>
+        <w:t>who can be sampled at all</w:t>
       </w:r>
       <w:r>
-        <w:t xml:space="preserve"> and </w:t>
-      </w:r>
-      <w:r>
-        <w:rPr>
-          <w:b/>
-        </w:rPr>
-        <w:t>disadvantages</w:t>
-      </w:r>
-      <w:r>
-        <w:t xml:space="preserve"> — think about what the manager can </w:t>
+        <w:t xml:space="preserve"> (the operating frame) and compare it to the target population — customers </w:t>
       </w:r>
       <w:r>
         <w:rPr>
           <w:i/>
         </w:rPr>
-        <w:t>do</w:t>
+        <w:t>and</w:t>
       </w:r>
       <w:r>
-        <w:t xml:space="preserve"> with the answers, not just how easy they are to collect.</w:t>
+        <w:t xml:space="preserve"> potential customers.</w:t>
       </w:r>
     </w:p>
     <w:p>
@@ -294,16 +294,16 @@
         <w:pStyle w:val="ListNumber"/>
       </w:pPr>
       <w:r>
-        <w:t xml:space="preserve">Identify each option's </w:t>
+        <w:t xml:space="preserve">Name </w:t>
       </w:r>
       <w:r>
         <w:rPr>
           <w:b/>
         </w:rPr>
-        <w:t>level of measurement</w:t>
+        <w:t>who is excluded or over-represented</w:t>
       </w:r>
       <w:r>
-        <w:t xml:space="preserve"> and state the reasoning (what do the numbers mean; is there a true zero?).</w:t>
+        <w:t xml:space="preserve"> and the resulting bias (frame error, self-selection, nonresponse).</w:t>
       </w:r>
     </w:p>
     <w:p>
@@ -311,7 +311,16 @@
         <w:pStyle w:val="ListNumber"/>
       </w:pPr>
       <w:r>
-        <w:t>Connect measurement level to analysis: what statistics does each option permit (percentages only? means? ratios?).</w:t>
+        <w:t xml:space="preserve">Give each procedure a </w:t>
+      </w:r>
+      <w:r>
+        <w:rPr>
+          <w:b/>
+        </w:rPr>
+        <w:t>representativeness verdict</w:t>
+      </w:r>
+      <w:r>
+        <w:t xml:space="preserve"> with the single biggest flaw.</w:t>
       </w:r>
     </w:p>
     <w:p>
@@ -319,16 +328,16 @@
         <w:pStyle w:val="ListNumber"/>
       </w:pPr>
       <w:r>
-        <w:t xml:space="preserve">Make a </w:t>
+        <w:t xml:space="preserve">Design a </w:t>
       </w:r>
       <w:r>
         <w:rPr>
           <w:b/>
         </w:rPr>
-        <w:t>recommendation</w:t>
+        <w:t>better option</w:t>
       </w:r>
       <w:r>
-        <w:t xml:space="preserve"> for Rachel Griggs and defend it against the runner-up.</w:t>
+        <w:t>: frame(s), probability method, and how you'd reach non-customers.</w:t>
       </w:r>
     </w:p>
     <w:p>
@@ -342,10 +351,10 @@
         <w:rPr>
           <w:b/>
         </w:rPr>
-        <w:t>Team 5:</w:t>
+        <w:t>Team 4 (presenters):</w:t>
       </w:r>
       <w:r>
-        <w:t xml:space="preserve"> build slides that teach the class the format trade-offs and the level-of-measurement calls — 10–15 minutes, professor-role.</w:t>
+        <w:t xml:space="preserve"> watch the prior team's recording, then build a presentation that beats it — re-teach the frame-vs-population logic better, critique the prior presentation, and run an interactive who-can't-this-reach exercise.</w:t>
       </w:r>
     </w:p>
     <w:p>
@@ -381,7 +390,7 @@
         <w:t xml:space="preserve">☐  </w:t>
       </w:r>
       <w:r>
-        <w:t>Slides — Team 5 only, uploaded before class</w:t>
+        <w:t>Slides — Team 4 only, uploaded before class</w:t>
       </w:r>
     </w:p>
     <w:p>
@@ -404,6 +413,44 @@
       </w:pPr>
       <w:r>
         <w:t>How you'll be graded</w:t>
+      </w:r>
+    </w:p>
+    <w:p>
+      <w:r>
+        <w:rPr>
+          <w:b/>
+        </w:rPr>
+        <w:t>The benchmark (Team 4):</w:t>
+      </w:r>
+      <w:r>
+        <w:t xml:space="preserve"> the prior semester's recorded presentation of this case is posted on Canvas — your job is to beat it: (1) re-teach at least one key concept </w:t>
+      </w:r>
+      <w:r>
+        <w:rPr>
+          <w:b/>
+        </w:rPr>
+        <w:t>better</w:t>
+      </w:r>
+      <w:r>
+        <w:t xml:space="preserve"> than the recording, (2) critique the prior presentation — what worked, what misled, what was missed — and (3) run an </w:t>
+      </w:r>
+      <w:r>
+        <w:rPr>
+          <w:b/>
+        </w:rPr>
+        <w:t>original interactive exercise</w:t>
+      </w:r>
+      <w:r>
+        <w:t xml:space="preserve"> with the class. </w:t>
+      </w:r>
+      <w:r>
+        <w:rPr>
+          <w:b/>
+        </w:rPr>
+        <w:t>20-minute block: 15 min presentation + 5 min Q&amp;A.</w:t>
+      </w:r>
+      <w:r>
+        <w:t xml:space="preserve"> If no prior recording exists for this case, the instructor's Case-1 demo is the benchmark.</w:t>
       </w:r>
     </w:p>
     <w:p>
@@ -535,7 +582,20 @@
               <w:rPr>
                 <w:sz w:val="19"/>
               </w:rPr>
-              <w:t>Advantages/disadvantages tied to what the manager can act on (diagnosticity, respondent burden, analyzability); recommendation defended against the runner-up, not just asserted</w:t>
+              <w:t xml:space="preserve">Each procedure judged against the </w:t>
+            </w:r>
+            <w:r>
+              <w:rPr>
+                <w:i/>
+                <w:sz w:val="19"/>
+              </w:rPr>
+              <w:t>stated</w:t>
+            </w:r>
+            <w:r>
+              <w:rPr>
+                <w:sz w:val="19"/>
+              </w:rPr>
+              <w:t xml:space="preserve"> target population (customers + potentials); the better option names an actual frame and probability method, not "do a random sample"</w:t>
             </w:r>
           </w:p>
         </w:tc>
@@ -591,7 +651,7 @@
               <w:rPr>
                 <w:sz w:val="19"/>
               </w:rPr>
-              <w:t>Levels of measurement correctly identified with reasoning about the number properties (order, equal intervals, true zero) — and the analysis each level permits stated correctly</w:t>
+              <w:t>Frame error, self-selection, nonresponse, convenience vs. probability sampling used correctly; incentive effects reasoned, not hand-waved</w:t>
             </w:r>
           </w:p>
         </w:tc>
@@ -611,7 +671,7 @@
               <w:rPr>
                 <w:sz w:val="19"/>
               </w:rPr>
-              <w:t>Teaching the class</w:t>
+              <w:t>Beat the benchmark: re-teach &amp; critique</w:t>
             </w:r>
           </w:p>
         </w:tc>
@@ -647,20 +707,7 @@
               <w:rPr>
                 <w:sz w:val="19"/>
               </w:rPr>
-              <w:t xml:space="preserve">Presentation teaches the </w:t>
-            </w:r>
-            <w:r>
-              <w:rPr>
-                <w:i/>
-                <w:sz w:val="19"/>
-              </w:rPr>
-              <w:t>why</w:t>
-            </w:r>
-            <w:r>
-              <w:rPr>
-                <w:sz w:val="19"/>
-              </w:rPr>
-              <w:t xml:space="preserve"> behind each level call and names the one students will argue about, with a discussion question for the class</w:t>
+              <w:t>The who-can't-this-procedure-reach question taught measurably better than the prior recording; the critique names specifics, not vibes</w:t>
             </w:r>
           </w:p>
         </w:tc>
@@ -680,7 +727,7 @@
               <w:rPr>
                 <w:sz w:val="19"/>
               </w:rPr>
-              <w:t>Slides &amp; delivery</w:t>
+              <w:t>Interactive exercise &amp; delivery</w:t>
             </w:r>
           </w:p>
         </w:tc>
@@ -716,7 +763,7 @@
               <w:rPr>
                 <w:sz w:val="19"/>
               </w:rPr>
-              <w:t>10–15 minutes, clear slides, professor-role — teaching the case, not reading it</w:t>
+              <w:t>Original exercise that makes the class apply the skill; 15 min + 5 Q&amp;A, clear slides, run to time</w:t>
             </w:r>
           </w:p>
         </w:tc>
@@ -838,54 +885,36 @@
     </w:p>
     <w:p>
       <w:r>
-        <w:t xml:space="preserve">When the Grand Seaside Resort was built seven years ago, it was the most upscale and elegant resort hotel in Pensacola, Florida. Two years ago, a new resort opened nearby, and occupancy rates at the Grand Seaside began to decline. Rachel Griggs, Director of Customer Relations, analyzed hotel records and discovered that in the last two years the number of repeat customers was down. To increase repeat business, she decided to implement a customer satisfaction assessment program: upon checkout, all customers would be asked to complete a short survey about their stay. Below are three different questions that could be used. Which one should Rachel Griggs use? Be prepared to discuss the advantages and disadvantages of each option. The manager also wants to know the </w:t>
+        <w:t>Mediacom is in the process of changing its package and pricing structure for cable TV and internet services. It has developed four media packages and wants to assess the relative attractiveness of these four packages in a representative sample of customers and potential customers in Columbia, MO. Their researcher is considering the following sampling procedures:</w:t>
       </w:r>
+    </w:p>
+    <w:p>
+      <w:pPr>
+        <w:pStyle w:val="ListNumber"/>
+      </w:pPr>
       <w:r>
-        <w:rPr>
-          <w:b/>
-        </w:rPr>
-        <w:t>level of measurement</w:t>
+        <w:t>Include a survey with the monthly billing statement, along with a pre-paid postage reply envelope.</w:t>
       </w:r>
+    </w:p>
+    <w:p>
+      <w:pPr>
+        <w:pStyle w:val="ListNumber"/>
+      </w:pPr>
       <w:r>
-        <w:t xml:space="preserve"> (nominal, ordinal, interval, ratio) for each option.</w:t>
+        <w:t>Do a mall intercept survey at Columbia Mall and survey 500 actual or potential Mediacom customers.</w:t>
+      </w:r>
+    </w:p>
+    <w:p>
+      <w:pPr>
+        <w:pStyle w:val="ListNumber"/>
+      </w:pPr>
+      <w:r>
+        <w:t>Conduct an internet survey. Respondents would be paid $2 for completing a survey and would be recruited through banner ads on local newspaper, television, and radio websites.</w:t>
       </w:r>
     </w:p>
     <w:p>
       <w:r>
-        <w:rPr>
-          <w:b/>
-        </w:rPr>
-        <w:t>Option 1.</w:t>
-      </w:r>
-      <w:r>
-        <w:t xml:space="preserve"> "Please think of all the things you are satisfied with and all the things you are dissatisfied with about your stay at the Grand Seaside Resort. Where would you rate yourself on the scale below?" — a percentage scale from 100% (completely satisfied) through 50% (about half satisfied) to 0% (not at all satisfied), in steps of 10%.</w:t>
-      </w:r>
-    </w:p>
-    <w:p>
-      <w:r>
-        <w:rPr>
-          <w:b/>
-        </w:rPr>
-        <w:t>Option 2.</w:t>
-      </w:r>
-      <w:r>
-        <w:t xml:space="preserve"> "Please answer the following questions based on your most recent stay at the Grand Seaside. Circle the answer that describes your experience at the hotel."</w:t>
-      </w:r>
-    </w:p>
-    <w:p>
-      <w:r>
-        <w:t>Was the room clean? Yes / No · Was the room comfortable? Yes / No · Was the staff courteous? Yes / No · Was room service satisfactory? Yes / No · Was the parking adequate? Yes / No</w:t>
-      </w:r>
-    </w:p>
-    <w:p>
-      <w:r>
-        <w:rPr>
-          <w:b/>
-        </w:rPr>
-        <w:t>Option 3.</w:t>
-      </w:r>
-      <w:r>
-        <w:t xml:space="preserve"> "If you had $100 to give as a bonus to the people who served you during your recent stay at the Grand Seaside, how would you distribute the bonus? You can give as much or as little to each person or department, as long as the total sums to $100." — Front desk staff, Room service staff, Housekeeping staff, Bellhop, Concierge, Reservations staff, Restaurant staff, Other; Total = $100.</w:t>
+        <w:t>Be prepared to discuss how representative of the target population each of these approaches would be. Also, be prepared to suggest a better option for collecting the data.</w:t>
       </w:r>
     </w:p>
     <w:p>
@@ -913,16 +942,15 @@
         <w:tblLook w:firstColumn="1" w:firstRow="1" w:lastColumn="0" w:lastRow="0" w:noHBand="0" w:noVBand="1" w:val="04A0"/>
       </w:tblPr>
       <w:tblGrid>
-        <w:gridCol w:w="2822"/>
-        <w:gridCol w:w="2822"/>
-        <w:gridCol w:w="2822"/>
-        <w:gridCol w:w="2822"/>
-        <w:gridCol w:w="2822"/>
+        <w:gridCol w:w="3528"/>
+        <w:gridCol w:w="3528"/>
+        <w:gridCol w:w="3528"/>
+        <w:gridCol w:w="3528"/>
       </w:tblGrid>
       <w:tr>
         <w:tc>
           <w:tcPr>
-            <w:tcW w:type="dxa" w:w="2822"/>
+            <w:tcW w:type="dxa" w:w="3528"/>
           </w:tcPr>
           <w:p>
             <w:r>
@@ -936,13 +964,13 @@
                 <w:b/>
                 <w:sz w:val="18"/>
               </w:rPr>
-              <w:t>Option</w:t>
+              <w:t>Procedure</w:t>
             </w:r>
           </w:p>
         </w:tc>
         <w:tc>
           <w:tcPr>
-            <w:tcW w:type="dxa" w:w="2822"/>
+            <w:tcW w:type="dxa" w:w="3528"/>
           </w:tcPr>
           <w:p>
             <w:r>
@@ -956,13 +984,13 @@
                 <w:b/>
                 <w:sz w:val="18"/>
               </w:rPr>
-              <w:t>Advantages</w:t>
+              <w:t>Who can be sampled (the frame) vs. the target population</w:t>
             </w:r>
           </w:p>
         </w:tc>
         <w:tc>
           <w:tcPr>
-            <w:tcW w:type="dxa" w:w="2822"/>
+            <w:tcW w:type="dxa" w:w="3528"/>
           </w:tcPr>
           <w:p>
             <w:r>
@@ -976,13 +1004,13 @@
                 <w:b/>
                 <w:sz w:val="18"/>
               </w:rPr>
-              <w:t>Disadvantages</w:t>
+              <w:t>Who is excluded / over-represented, and the bias that results</w:t>
             </w:r>
           </w:p>
         </w:tc>
         <w:tc>
           <w:tcPr>
-            <w:tcW w:type="dxa" w:w="2822"/>
+            <w:tcW w:type="dxa" w:w="3528"/>
           </w:tcPr>
           <w:p>
             <w:r>
@@ -996,27 +1024,7 @@
                 <w:b/>
                 <w:sz w:val="18"/>
               </w:rPr>
-              <w:t>Level of measurement + why (order? equal intervals? true zero?)</w:t>
-            </w:r>
-          </w:p>
-        </w:tc>
-        <w:tc>
-          <w:tcPr>
-            <w:tcW w:type="dxa" w:w="2822"/>
-          </w:tcPr>
-          <w:p>
-            <w:r>
-              <w:rPr>
-                <w:b/>
-                <w:sz w:val="18"/>
-              </w:rPr>
-            </w:r>
-            <w:r>
-              <w:rPr>
-                <w:b/>
-                <w:sz w:val="18"/>
-              </w:rPr>
-              <w:t>Statistics it permits</w:t>
+              <w:t>Representativeness verdict + biggest flaw</w:t>
             </w:r>
           </w:p>
         </w:tc>
@@ -1024,7 +1032,7 @@
       <w:tr>
         <w:tc>
           <w:tcPr>
-            <w:tcW w:type="dxa" w:w="2822"/>
+            <w:tcW w:type="dxa" w:w="3528"/>
           </w:tcPr>
           <w:p>
             <w:r>
@@ -1036,13 +1044,13 @@
               <w:rPr>
                 <w:sz w:val="18"/>
               </w:rPr>
-              <w:t>Option 1 — % satisfaction scale</w:t>
+              <w:t>1 — Billing-statement insert</w:t>
             </w:r>
           </w:p>
         </w:tc>
         <w:tc>
           <w:tcPr>
-            <w:tcW w:type="dxa" w:w="2822"/>
+            <w:tcW w:type="dxa" w:w="3528"/>
           </w:tcPr>
           <w:p>
             <w:r>
@@ -1054,7 +1062,7 @@
         </w:tc>
         <w:tc>
           <w:tcPr>
-            <w:tcW w:type="dxa" w:w="2822"/>
+            <w:tcW w:type="dxa" w:w="3528"/>
           </w:tcPr>
           <w:p>
             <w:r>
@@ -1066,19 +1074,7 @@
         </w:tc>
         <w:tc>
           <w:tcPr>
-            <w:tcW w:type="dxa" w:w="2822"/>
-          </w:tcPr>
-          <w:p>
-            <w:r>
-              <w:rPr>
-                <w:sz w:val="18"/>
-              </w:rPr>
-            </w:r>
-          </w:p>
-        </w:tc>
-        <w:tc>
-          <w:tcPr>
-            <w:tcW w:type="dxa" w:w="2822"/>
+            <w:tcW w:type="dxa" w:w="3528"/>
           </w:tcPr>
           <w:p>
             <w:r>
@@ -1092,7 +1088,7 @@
       <w:tr>
         <w:tc>
           <w:tcPr>
-            <w:tcW w:type="dxa" w:w="2822"/>
+            <w:tcW w:type="dxa" w:w="3528"/>
           </w:tcPr>
           <w:p>
             <w:r>
@@ -1104,13 +1100,13 @@
               <w:rPr>
                 <w:sz w:val="18"/>
               </w:rPr>
-              <w:t>Option 2 — Yes/No checklist</w:t>
+              <w:t>2 — Columbia Mall intercept (n = 500)</w:t>
             </w:r>
           </w:p>
         </w:tc>
         <w:tc>
           <w:tcPr>
-            <w:tcW w:type="dxa" w:w="2822"/>
+            <w:tcW w:type="dxa" w:w="3528"/>
           </w:tcPr>
           <w:p>
             <w:r>
@@ -1122,7 +1118,7 @@
         </w:tc>
         <w:tc>
           <w:tcPr>
-            <w:tcW w:type="dxa" w:w="2822"/>
+            <w:tcW w:type="dxa" w:w="3528"/>
           </w:tcPr>
           <w:p>
             <w:r>
@@ -1134,19 +1130,7 @@
         </w:tc>
         <w:tc>
           <w:tcPr>
-            <w:tcW w:type="dxa" w:w="2822"/>
-          </w:tcPr>
-          <w:p>
-            <w:r>
-              <w:rPr>
-                <w:sz w:val="18"/>
-              </w:rPr>
-            </w:r>
-          </w:p>
-        </w:tc>
-        <w:tc>
-          <w:tcPr>
-            <w:tcW w:type="dxa" w:w="2822"/>
+            <w:tcW w:type="dxa" w:w="3528"/>
           </w:tcPr>
           <w:p>
             <w:r>
@@ -1160,7 +1144,7 @@
       <w:tr>
         <w:tc>
           <w:tcPr>
-            <w:tcW w:type="dxa" w:w="2822"/>
+            <w:tcW w:type="dxa" w:w="3528"/>
           </w:tcPr>
           <w:p>
             <w:r>
@@ -1172,13 +1156,13 @@
               <w:rPr>
                 <w:sz w:val="18"/>
               </w:rPr>
-              <w:t>Option 3 — $100 allocation</w:t>
+              <w:t>3 — Internet survey, $2 incentive, banner-ad recruiting</w:t>
             </w:r>
           </w:p>
         </w:tc>
         <w:tc>
           <w:tcPr>
-            <w:tcW w:type="dxa" w:w="2822"/>
+            <w:tcW w:type="dxa" w:w="3528"/>
           </w:tcPr>
           <w:p>
             <w:r>
@@ -1190,7 +1174,7 @@
         </w:tc>
         <w:tc>
           <w:tcPr>
-            <w:tcW w:type="dxa" w:w="2822"/>
+            <w:tcW w:type="dxa" w:w="3528"/>
           </w:tcPr>
           <w:p>
             <w:r>
@@ -1202,19 +1186,7 @@
         </w:tc>
         <w:tc>
           <w:tcPr>
-            <w:tcW w:type="dxa" w:w="2822"/>
-          </w:tcPr>
-          <w:p>
-            <w:r>
-              <w:rPr>
-                <w:sz w:val="18"/>
-              </w:rPr>
-            </w:r>
-          </w:p>
-        </w:tc>
-        <w:tc>
-          <w:tcPr>
-            <w:tcW w:type="dxa" w:w="2822"/>
+            <w:tcW w:type="dxa" w:w="3528"/>
           </w:tcPr>
           <w:p>
             <w:r>
@@ -1242,7 +1214,7 @@
         <w:rPr>
           <w:b/>
         </w:rPr>
-        <w:t>Recommendation for Rachel Griggs + defense against the runner-up (3–5 sentences):</w:t>
+        <w:t>Your better option (frame, probability method, how you reach potential customers — 3–5 sentences):</w:t>
       </w:r>
     </w:p>
     <w:p>

--- a/hub/files/Case5.docx
+++ b/hub/files/Case5.docx
@@ -57,7 +57,35 @@
                 <w:b/>
                 <w:sz w:val="19"/>
               </w:rPr>
-              <w:t>Participation component — presenting team (Team 4) scored on the rubric below; every team submits the filled worksheet</w:t>
+              <w:t xml:space="preserve">Write-up </w:t>
+            </w:r>
+            <w:r>
+              <w:rPr>
+                <w:b/>
+                <w:sz w:val="19"/>
+              </w:rPr>
+              <w:t>5 pts</w:t>
+            </w:r>
+            <w:r>
+              <w:rPr>
+                <w:b/>
+                <w:sz w:val="19"/>
+              </w:rPr>
+              <w:t xml:space="preserve"> (every team) + presentation </w:t>
+            </w:r>
+            <w:r>
+              <w:rPr>
+                <w:b/>
+                <w:sz w:val="19"/>
+              </w:rPr>
+              <w:t>20 pts</w:t>
+            </w:r>
+            <w:r>
+              <w:rPr>
+                <w:b/>
+                <w:sz w:val="19"/>
+              </w:rPr>
+              <w:t xml:space="preserve"> (Team 4, team-graded on the rubric below)</w:t>
             </w:r>
           </w:p>
         </w:tc>
@@ -253,6 +281,29 @@
       </w:pPr>
       <w:r>
         <w:t>Steps</w:t>
+      </w:r>
+    </w:p>
+    <w:p>
+      <w:r>
+        <w:t xml:space="preserve">*Voice-first prep: after reading the case yourself, talk it through with the </w:t>
+      </w:r>
+      <w:r>
+        <w:rPr>
+          <w:b/>
+        </w:rPr>
+        <w:t>AI voice tutor</w:t>
+      </w:r>
+      <w:r>
+        <w:t xml:space="preserve"> (ChatGPT voice mode; starter prompt posted with the case), with this week's assigned </w:t>
+      </w:r>
+      <w:r>
+        <w:rPr>
+          <w:b/>
+        </w:rPr>
+        <w:t>textbook chapter</w:t>
+      </w:r>
+      <w:r>
+        <w:t xml:space="preserve"> in hand as context — it quizzes and challenges rather than answering. Disclose the session in the AI reflection.*</w:t>
       </w:r>
     </w:p>
     <w:p>
@@ -455,7 +506,24 @@
     </w:p>
     <w:p>
       <w:r>
-        <w:t>Rubric applies to the presenting team; non-presenting teams earn participation credit for a complete, good-faith worksheet.</w:t>
+        <w:rPr>
+          <w:b/>
+        </w:rPr>
+        <w:t>Write-up (5 pts, every team including the presenters):</w:t>
+      </w:r>
+      <w:r>
+        <w:t xml:space="preserve"> graded on the same instrument for all teams — 5 = complete and substantially correct, with a specific AI reflection · 3 = complete but generic or with major errors · 0–1 = missing or perfunctory.</w:t>
+      </w:r>
+    </w:p>
+    <w:p>
+      <w:r>
+        <w:rPr>
+          <w:b/>
+        </w:rPr>
+        <w:t>Presentation (20 pts, Team 4 only, team-graded):</w:t>
+      </w:r>
+      <w:r>
+        <w:t xml:space="preserve"> scored on the rubric below.</w:t>
       </w:r>
     </w:p>
     <w:tbl>

--- a/hub/files/Case5.docx
+++ b/hub/files/Case5.docx
@@ -123,7 +123,7 @@
               <w:rPr>
                 <w:sz w:val="19"/>
               </w:rPr>
-              <w:t>Wed Oct 7, start of class (worksheet, all teams); Team 4 presents in class (Zoom) that day</w:t>
+              <w:t>Wed Oct 7, start of class (worksheet, all teams); Team 4 presents in class that day</w:t>
             </w:r>
           </w:p>
         </w:tc>

--- a/hub/files/Case5.docx
+++ b/hub/files/Case5.docx
@@ -223,13 +223,13 @@
         <w:t>Sampling: theory, size, implementation</w:t>
       </w:r>
       <w:r>
-        <w:t xml:space="preserve"> (watch the assigned pre-watch recording first) → Practice — Summit Point round </w:t>
+        <w:t xml:space="preserve"> (watch the assigned pre-watch recording first) → Practice — Summit Point </w:t>
       </w:r>
       <w:r>
         <w:rPr>
           <w:b/>
         </w:rPr>
-        <w:t>r10</w:t>
+        <w:t>Round 10</w:t>
       </w:r>
       <w:r>
         <w:t xml:space="preserve"> </w:t>
@@ -294,16 +294,16 @@
         <w:t>AI voice tutor</w:t>
       </w:r>
       <w:r>
-        <w:t xml:space="preserve"> (ChatGPT voice mode; starter prompt posted with the case), with this week's assigned </w:t>
+        <w:t xml:space="preserve"> (ChatGPT voice mode; starter prompt below) with the assigned textbook chapter — </w:t>
       </w:r>
       <w:r>
         <w:rPr>
           <w:b/>
         </w:rPr>
-        <w:t>textbook chapter</w:t>
+        <w:t>Ch. 8, Sample Size and Sample Selection</w:t>
       </w:r>
       <w:r>
-        <w:t xml:space="preserve"> in hand as context — it quizzes and challenges rather than answering. Disclose the session in the AI reflection.*</w:t>
+        <w:t xml:space="preserve"> — in hand as context. The tutor quizzes and challenges rather than answering. Disclose the session in the AI reflection.*</w:t>
       </w:r>
     </w:p>
     <w:p>
@@ -405,7 +405,41 @@
         <w:t>Team 4 (presenters):</w:t>
       </w:r>
       <w:r>
-        <w:t xml:space="preserve"> watch the prior team's recording, then build a presentation that beats it — re-teach the frame-vs-population logic better, critique the prior presentation, and run an interactive who-can't-this-reach exercise.</w:t>
+        <w:t xml:space="preserve"> build a fresh presentation that teaches the frame-vs-population logic — always ask who this procedure can't reach — and add at least one thing that goes beyond the assigned recording.</w:t>
+      </w:r>
+    </w:p>
+    <w:p>
+      <w:pPr>
+        <w:pStyle w:val="Heading2"/>
+      </w:pPr>
+      <w:r>
+        <w:t>AI voice tutor — starter prompt</w:t>
+      </w:r>
+    </w:p>
+    <w:p>
+      <w:r>
+        <w:t xml:space="preserve">Have </w:t>
+      </w:r>
+      <w:r>
+        <w:rPr>
+          <w:b/>
+        </w:rPr>
+        <w:t>Burns &amp; Veeck, *Marketing Research* (10th ed.), Ch. 8 — Sample Size and Sample Selection</w:t>
+      </w:r>
+      <w:r>
+        <w:t xml:space="preserve"> open (eText or printout) during the session. Copy the prompt below into ChatGPT, switch to voice mode, and work the case out loud:</w:t>
+      </w:r>
+    </w:p>
+    <w:p>
+      <w:pPr>
+        <w:ind w:left="432"/>
+      </w:pPr>
+      <w:r>
+        <w:rPr>
+          <w:i/>
+          <w:sz w:val="19"/>
+        </w:rPr>
+        <w:t>You are my marketing-research case tutor. I am preparing the attached mini-case for IBM 3302. I also have the assigned textbook chapter in front of me — when I cite it, push me to connect the concept to the case. Your rules: quiz me and challenge my positions with follow-up questions; never give me the answer outright; when I'm vague, demand the specific concept, variable, or decision rule; end by making me state my team's final answers out loud so I can write them down. Start by asking me what the case's core decision is.</w:t>
       </w:r>
     </w:p>
     <w:p>
@@ -471,37 +505,37 @@
         <w:rPr>
           <w:b/>
         </w:rPr>
-        <w:t>The benchmark (Team 4):</w:t>
+        <w:t>The presentation (Team 4):</w:t>
       </w:r>
       <w:r>
-        <w:t xml:space="preserve"> the prior semester's recorded presentation of this case is posted on Canvas — your job is to beat it: (1) re-teach at least one key concept </w:t>
+        <w:t xml:space="preserve"> present fresh — there is no prior recording to study. In a </w:t>
       </w:r>
       <w:r>
         <w:rPr>
           <w:b/>
         </w:rPr>
-        <w:t>better</w:t>
+        <w:t>20-minute block (15 min presentation + 5 min Q&amp;A)</w:t>
       </w:r>
       <w:r>
-        <w:t xml:space="preserve"> than the recording, (2) critique the prior presentation — what worked, what misled, what was missed — and (3) run an </w:t>
+        <w:t xml:space="preserve">: (1) </w:t>
       </w:r>
       <w:r>
         <w:rPr>
           <w:b/>
         </w:rPr>
-        <w:t>original interactive exercise</w:t>
+        <w:t>teach the case's key idea</w:t>
       </w:r>
       <w:r>
-        <w:t xml:space="preserve"> with the class. </w:t>
+        <w:t xml:space="preserve"> clearly enough that a classmate could apply it on the quiz, and (2) go </w:t>
       </w:r>
       <w:r>
         <w:rPr>
           <w:b/>
         </w:rPr>
-        <w:t>20-minute block: 15 min presentation + 5 min Q&amp;A.</w:t>
+        <w:t>beyond the assigned recording</w:t>
       </w:r>
       <w:r>
-        <w:t xml:space="preserve"> If no prior recording exists for this case, the instructor's Case-1 demo is the benchmark.</w:t>
+        <w:t xml:space="preserve"> in at least one way — an example, pitfall, demonstration, or application it doesn't cover (where no recording is assigned that week, go beyond the textbook chapter). My Case-1 demo models the format.</w:t>
       </w:r>
     </w:p>
     <w:p>
@@ -739,7 +773,7 @@
               <w:rPr>
                 <w:sz w:val="19"/>
               </w:rPr>
-              <w:t>Beat the benchmark: re-teach &amp; critique</w:t>
+              <w:t>Teach the key idea</w:t>
             </w:r>
           </w:p>
         </w:tc>
@@ -775,7 +809,7 @@
               <w:rPr>
                 <w:sz w:val="19"/>
               </w:rPr>
-              <w:t>The who-can't-this-procedure-reach question taught measurably better than the prior recording; the critique names specifics, not vibes</w:t>
+              <w:t>The who-can't-this-procedure-reach question taught clearly enough to apply; each procedure's exclusions named</w:t>
             </w:r>
           </w:p>
         </w:tc>
@@ -795,7 +829,7 @@
               <w:rPr>
                 <w:sz w:val="19"/>
               </w:rPr>
-              <w:t>Interactive exercise &amp; delivery</w:t>
+              <w:t>Beyond the recording &amp; delivery</w:t>
             </w:r>
           </w:p>
         </w:tc>
@@ -831,7 +865,7 @@
               <w:rPr>
                 <w:sz w:val="19"/>
               </w:rPr>
-              <w:t>Original exercise that makes the class apply the skill; 15 min + 5 Q&amp;A, clear slides, run to time</w:t>
+              <w:t>At least one specific contribution the assigned recording doesn't cover; the class engaged (a question, quick poll, or short exercise); 15 min + 5 Q&amp;A, run to time</w:t>
             </w:r>
           </w:p>
         </w:tc>

--- a/hub/files/Case5.docx
+++ b/hub/files/Case5.docx
@@ -223,7 +223,7 @@
         <w:t>Sampling: theory, size, implementation</w:t>
       </w:r>
       <w:r>
-        <w:t xml:space="preserve"> (watch the assigned pre-watch recording first) → Practice — Summit Point </w:t>
+        <w:t xml:space="preserve"> (live lecture) → Practice — Summit Point </w:t>
       </w:r>
       <w:r>
         <w:rPr>
@@ -405,7 +405,7 @@
         <w:t>Team 4 (presenters):</w:t>
       </w:r>
       <w:r>
-        <w:t xml:space="preserve"> build a fresh presentation that teaches the frame-vs-population logic — always ask who this procedure can't reach — and add at least one thing that goes beyond the assigned recording.</w:t>
+        <w:t xml:space="preserve"> build a fresh presentation that teaches the frame-vs-population logic — always ask who this procedure can't reach — and add at least one thing that goes beyond the Monday lecture.</w:t>
       </w:r>
     </w:p>
     <w:p>
@@ -532,7 +532,7 @@
         <w:rPr>
           <w:b/>
         </w:rPr>
-        <w:t>beyond the assigned recording</w:t>
+        <w:t>beyond the Monday lecture</w:t>
       </w:r>
       <w:r>
         <w:t xml:space="preserve"> in at least one way — an example, pitfall, demonstration, or application it doesn't cover (where no recording is assigned that week, go beyond the textbook chapter). My Case-1 demo models the format.</w:t>
@@ -829,7 +829,7 @@
               <w:rPr>
                 <w:sz w:val="19"/>
               </w:rPr>
-              <w:t>Beyond the recording &amp; delivery</w:t>
+              <w:t>Beyond the lecture &amp; delivery</w:t>
             </w:r>
           </w:p>
         </w:tc>
@@ -865,7 +865,7 @@
               <w:rPr>
                 <w:sz w:val="19"/>
               </w:rPr>
-              <w:t>At least one specific contribution the assigned recording doesn't cover; the class engaged (a question, quick poll, or short exercise); 15 min + 5 Q&amp;A, run to time</w:t>
+              <w:t>At least one specific contribution the Monday lecture and the textbook chapter don't cover; the class engaged (a question, quick poll, or short exercise); 15 min + 5 Q&amp;A, run to time</w:t>
             </w:r>
           </w:p>
         </w:tc>
